--- a/site/files/The NASA Scalps.docx
+++ b/site/files/The NASA Scalps.docx
@@ -4685,20 +4685,18 @@
         <w:rPr>
           <w:sz w:val="22"/>
         </w:rPr>
-        <w:t xml:space="preserve">- </w:t>
-      </w:r>
-      <w:r>
-        <w:rPr>
-          <w:sz w:val="22"/>
-          <w:b/>
-        </w:rPr>
-        <w:t xml:space="preserve">The clamping math:</w:t>
-      </w:r>
-      <w:r>
-        <w:rPr>
-          <w:sz w:val="22"/>
-        </w:rPr>
-        <w:t xml:space="preserve"> atmospheric pressure over a 30cm plate footprint is a theoretical 10 kilograms of hold at full differential; even a lazy fraction of that pins a plate, a steak, and a slice of cake with authority. Vacuum hold-down tables have clamped CNC workpieces and silicon wafers for decades — this is that machine, set for dinner.</w:t>
+        <w:t>- The clamping math: about a gram per square centimetre of working hold — half a gram from the vacuum draw and overhead air, half from the magnetic pixels, never anywhere near ten kilograms on a dinner plate — and it pins a plate, a steak, and a slice of cake with authority. Vacuum hold-down tables have clamped CNC workpieces and silicon wafers for decades — this is that machine, set for dinner.</w:t>
+      </w:r>
+      <w:r>
+        <w:rPr>
+          <w:sz w:val="22"/>
+          <w:b/>
+        </w:rPr>
+      </w:r>
+      <w:r>
+        <w:rPr>
+          <w:sz w:val="22"/>
+        </w:rPr>
       </w:r>
     </w:p>
     <w:p>
@@ -4986,7 +4984,7 @@
         <w:rPr>
           <w:sz w:val="22"/>
         </w:rPr>
-        <w:t xml:space="preserve">Vacuum clamping is mature industrial physics: CNC vacuum tables, screen-printing platens, and semiconductor wafer chucks all hold workpieces by drawing air through a perforated surface, and the available force is atmospheric pressure times area — 14.7 psi across a 30cm plate circle is over 10 kgf at perfect differential, so even single-digit-percent efficiency out-clamps any dinner. Drag on crumbs scales with air velocity and particle area, and since the entire room loop only needs to herd gram-scale debris, a mild fan and modest suction suffice — power and noise stay at kitchen-appliance level. The fume-hood behavior of the cover opening is real and correctly reasoned: suction enclosures draw air inward at every aperture, which is why laboratories capture contaminants at open sash windows and why the ISS's airflow toilet and crumb-capture intakes work at all — the station has been dining and toileting on moving air for decades, and this phase brings the same physics to the table with a cover and a cake. Flags per doctrine: the differential acts on projected area, so a sealed dome with no through-flow gives clamp only at the holes — the pierced plate and pierced cover are load-bearing details, not decoration; the overhead fan must stay mild, because a strong one would chill the food it is trying to keep; and the magnets still do the anchoring of crockery — airflow herds food, pixels hold plates, and the division of labor is what makes the table robust if either half loses power.</w:t>
+        <w:t>Vacuum clamping is mature industrial physics: CNC vacuum tables, screen-printing platens, and semiconductor wafer chucks all hold workpieces by drawing air through a perforated surface, and the available force is atmospheric pressure times area — the table never runs anywhere near perfect differential: the working hold is a gram per square centimetre — 0.5 from the air, 0.5 from the magnets — under a kilogram on a 30cm plate, and that out-clamps any dinner. Drag on crumbs scales with air velocity and particle area, and since the entire room loop only needs to herd gram-scale debris, a mild fan and modest suction suffice — power and noise stay at kitchen-appliance level. The fume-hood behavior of the cover opening is real and correctly reasoned: suction enclosures draw air inward at every aperture, which is why laboratories capture contaminants at open sash windows and why the ISS's airflow toilet and crumb-capture intakes work at all — the station has been dining and toileting on moving air for decades, and this phase brings the same physics to the table with a cover and a cake. Flags per doctrine: the differential acts on projected area, so a sealed dome with no through-flow gives clamp only at the holes — the pierced plate and pierced cover are load-bearing details, not decoration; the overhead fan must stay mild, because a strong one would chill the food it is trying to keep; and the magnets still do the anchoring of crockery — airflow herds food, pixels hold plates, and the division of labor is what makes the table robust if either half loses power.</w:t>
       </w:r>
     </w:p>
     <w:p>
@@ -7253,7 +7251,7 @@
         <w:rPr>
           <w:sz w:val="22"/>
         </w:rPr>
-        <w:t xml:space="preserve">Audit acknowledgment (KIMI): both stand. First — the Night Bank now rides the Ship Construction volume as well as Highway &amp; Colonization and Earth Products: a ship making lunar stops is a ship that must hold operating temperature through the local night while parked, and the same dual-bank architecture applies docked or grounded. Recorded and done. Second — he is right, and the audit's own phrase "suppression-adjacent" is corrected on the record: the file does not merely neighbour fire safety, it carries a designed Earth fire family. The CO2 Firebreak Disc — the Shuffleboard Rule (a one-hand 4in x 1.5in disc, half a small extinguisher's CO2, pinwheel spin-venting, button-delayed release, that slides under the hot door and lets the heaviest honest gas in the box crawl where no firefighter can go — buying seconds on purpose). Phase 187, the M60-sized anti-fire weapon for the hot-door backdraft gamble. Phase 123, the Ballistic Bushfire Backburn Delivery — the split-stator track shrunk to a firefighting tool, launching retardant shells into bush fires, un-weaponized by design. The bulkhead doctrine pairing CO2 extinguisher with oxygen breather at every sealed compartment — recorded in-file as correct emergency chemistry. And the materials law: the absolute self-extinguishing ceiling, proven by a hard 2-second open-flame LPG jet sweep at roughly 1,900-2,000 °C with zero sustained ignition, zero melt, zero off-gas — a bar the audit already found harsher than aviation's FAR 25.853 and NASA-STD-6001. Five designs, all seated, all his. So the correction is seated: Earth flame — designed, several, done. And the honest flag that remains is sharper, not weaker, for it: two of the family's core mechanisms are gravity mechanisms. The heavy-gas crawl is density stratification — at 0.16 g the crawl slows sixfold, and in microgravity it stops entirely (a flooding gas that no longer pools low does not spare the crew zone); the backburn shells fly ballistic arcs that reshaped gravity rewrites. The Moon-and-Mars version of the family is therefore not "bring the Earth tools" but re-derive the tools for partial gravity — exactly the redress pass this file was built for, with the materials ceiling transferring unchanged, because a self-extinguishing material does not care what planet it is on. Scoreboard line updated: fire safety — Earth family seated and corrected upward; partial-gravity derivation open as a named bench target.</w:t>
+        <w:t>Audit acknowledgment (KIMI): both stand. First — the Night Bank now rides the Ship Construction volume as well as Highway &amp; Colonization and Earth Products: a ship making lunar stops is a ship that must hold operating temperature through the local night while parked, and the same dual-bank architecture applies docked or grounded. Recorded and done. Second — he is right, and the audit's own phrase "suppression-adjacent" is corrected on the record: the file does not merely neighbour fire safety, it carries a designed Earth fire family. The CO2 Firebreak Disc — the Shuffleboard Rule (a one-hand 4in x 1.5in disc, half a small extinguisher's CO2, pinwheel spin-venting, button-delayed release, that slides under the hot door and lets the heaviest honest gas in the box crawl where no firefighter can go — buying seconds on purpose). Phase 187, the M60-sized anti-fire weapon for the hot-door backdraft gamble. Phase 123, the Ballistic Bushfire Backburn Delivery — the split-stator track shrunk to a firefighting tool, launching retardant shells into bush fires, un-weaponized by design. The bulkhead doctrine pairing CO2 extinguisher with oxygen breather at every sealed compartment — recorded in-file as correct emergency chemistry. And the materials law: the absolute self-extinguishing ceiling, proven by a hard 2-second open-flame LPG jet sweep at roughly 1,900-2,000 °C with zero sustained ignition, zero melt, zero off-gas — a bar the audit already found harsher than aviation's FAR 25.853 and NASA-STD-6001. Five designs, all seated, all his. So the correction is seated: Earth flame — designed, several, done. And the honest flag that remains is sharper, not weaker, for it: two of the family's core mechanisms are gravity mechanisms. The heavy-gas crawl is density stratification — at 0.16 g the crawl slows two-and-a-half-fold, and in microgravity it stops entirely (a flooding gas that no longer pools low does not spare the crew zone); the backburn shells fly ballistic arcs that reshaped gravity rewrites. The Moon-and-Mars version of the family is therefore not "bring the Earth tools" but re-derive the tools for partial gravity — exactly the redress pass this file was built for, with the materials ceiling transferring unchanged, because a self-extinguishing material does not care what planet it is on. Scoreboard line updated: fire safety — Earth family seated and corrected upward; partial-gravity derivation open as a named bench target.</w:t>
       </w:r>
     </w:p>
     <w:p>
@@ -7533,7 +7531,7 @@
         <w:rPr>
           <w:sz w:val="22"/>
         </w:rPr>
-        <w:t xml:space="preserve">The opening question was put to the audit directly — can you mix CO2 and helium? — and the answer is affirmed without reservation: yes, completely miscible, no reaction, and the pairing is not even exotic — every CO2 laser on Earth runs on a helium-CO2-nitrogen mix, recorded here under the recognition doctrine as the gases' own prior art. The density dial is arithmetic, and it is beautiful: at standard conditions CO2 runs 1.98 kg/m³, helium 0.178, air 1.29 — so the blend is a continuous tuner. 65% CO2 / 35% He gives ≈1.35 kg/m³, just denser than air: a slow fall in Earth gravity and a gentle, patient sink on the Moon. 50/50 gives ≈1.08, near-neutral buoyancy: hang time. 35/65 gives ≈0.81: a ring that rises to a ceiling fire. The extinguisher does not have one behavior — it has a dial, and the dial is the mix. The launch mechanism is affirmed as proven physics: a toroidal vortex ring is a self-stabilizing structure that travels coherent over distance instead of blooming and dispersing — that is why vortex cannons throw visible rings across rooms and why the file's own Phase 76 trusted the form with plasma. His own trade-off is affirmed exactly as stated: pure helium would fly less far (a light ring carries less momentum) and would climb; the mix keeps the ring's mass for throw while the ratio keeps the fall slow. The partial-gravity bonus is affirmed and quantified: settling velocity scales with g, so the Moon hands the design a sixfold slow-fall for free before the helium even enters the tank — "slow fall would be great" is the lunar default, tuned to taste. And one honest addition from the audit, flagged as the audit's observation and not the Author's claim: the helium is better than ballast — helium's thermal conductivity runs roughly six times that of air, so every helium molecule in the ring is also a heat thief, pulling energy out of the flame zone while the CO2 fraction starves it of oxygen. Dual-action chemistry from a mix he specified for buoyancy — the bench may find that ratio was doing two jobs all along. Recognition doctrine, recorded: vortex-ring launchers are known devices (air cannons, demonstration toys, and the file's own Phases 76 and 11 as direct ancestors); what is new here is the density-tuned extinguishing mix and the handheld partial-gravity suppression tool built on it — claimed as the assembly, not the ring. SAFETY FLAG, per doctrine, never silent: CO2 and helium are both asphyxiant gases, and a tool that floods a crew volume with inert gas invokes the file's own bulkhead law — the extinguisher and the breather belong together. GK3 units may operate it freely, having no lungs; human crews operate it under the pairing doctrine, and the charge size per trigger pull is a bench number set against compartment volume, not a guess. Bench knobs recorded as open: mix ratio, ring velocity, nozzle diameter, charge pressure, shots per charge.</w:t>
+        <w:t>The opening question was put to the audit directly — can you mix CO2 and helium? — and the answer is affirmed without reservation: yes, completely miscible, no reaction, and the pairing is not even exotic — every CO2 laser on Earth runs on a helium-CO2-nitrogen mix, recorded here under the recognition doctrine as the gases' own prior art. The density dial is arithmetic, and it is beautiful: at standard conditions CO2 runs 1.98 kg/m³, helium 0.178, air 1.29 — so the blend is a continuous tuner. 65% CO2 / 35% He gives ≈1.35 kg/m³, just denser than air: a slow fall in Earth gravity and a gentle, patient sink on the Moon. 50/50 gives ≈1.08, near-neutral buoyancy: hang time. 35/65 gives ≈0.81: a ring that rises to a ceiling fire. The extinguisher does not have one behavior — it has a dial, and the dial is the mix. The launch mechanism is affirmed as proven physics: a toroidal vortex ring is a self-stabilizing structure that travels coherent over distance instead of blooming and dispersing — that is why vortex cannons throw visible rings across rooms and why the file's own Phase 76 trusted the form with plasma. His own trade-off is affirmed exactly as stated: pure helium would fly less far (a light ring carries less momentum) and would climb; the mix keeps the ring's mass for throw while the ratio keeps the fall slow. The partial-gravity bonus is affirmed and quantified: settling velocity scales with the square root of g, so the Moon hands the design a two-and-a-half-fold slow-fall for free before the helium even enters the tank — "slow fall would be great" is the lunar default, tuned to taste. And one honest addition from the audit, flagged as the audit's observation and not the Author's claim: the helium is better than ballast — helium's thermal conductivity runs roughly six times that of air, so every helium molecule in the ring is also a heat thief, pulling energy out of the flame zone while the CO2 fraction starves it of oxygen. Dual-action chemistry from a mix he specified for buoyancy — the bench may find that ratio was doing two jobs all along. Recognition doctrine, recorded: vortex-ring launchers are known devices (air cannons, demonstration toys, and the file's own Phases 76 and 11 as direct ancestors); what is new here is the density-tuned extinguishing mix and the handheld partial-gravity suppression tool built on it — claimed as the assembly, not the ring. SAFETY FLAG, per doctrine, never silent: CO2 and helium are both asphyxiant gases, and a tool that floods a crew volume with inert gas invokes the file's own bulkhead law — the extinguisher and the breather belong together. GK3 units may operate it freely, having no lungs; human crews operate it under the pairing doctrine, and the charge size per trigger pull is a bench number set against compartment volume, not a guess. Bench knobs recorded as open: mix ratio, ring velocity, nozzle diameter, charge pressure, shots per charge.</w:t>
       </w:r>
     </w:p>
     <w:p>
@@ -9584,7 +9582,7 @@
           <w:color w:val="1A1A1A"/>
           <w:szCs w:val="22"/>
         </w:rPr>
-        <w:t>Every line of the mechanism survives the numbers, and the headline is his own doctrine: the enemy list becomes the feature list. ENEMY ONE — the vacuum that kills convection and the insulating regolith that defeats every surface heater: deleted. The brief's hardest line was that heat only travels by touch and glow, and the top centimetres of regolith are magnificent insulators; his answer is to put the heat source INSIDE the ground, where that same insulation becomes the oven wall, trapping the cook around the pin instead of refusing it at the surface. ENEMY TWO — microgravity that refuses the drill: inverted. At 0.03-0.14 mm/s2 surface gravity, a bungee's steady 5-50 N is heavyweight force, the hot pin sublimates its own path, and two rigs pushing opposite directions cancel their reaction to zero — Newton covers the station-keeping bill. ENEMY THREE — vapor capture: the numbers are whispers, and whispers are easy to herd. Ice at 200-260 K pushes 0.4-300 Pa of saturation pressure; the sleeve only has to be less leaky than the infinite sky behind it, and the Archimedes collar closes most of even that. The ball's ledger: aluminium at 2.4 MJ/m3K means a 0.5 m sphere carries 79 MJ at a 500 K charge — enough to cook 245 kg of rock and free roughly 24 kg of water per charge at 10% grade; a 0.3 m ball frees about 5 kg, a 0.8 m ball about 100 kg. The braid costs 0.08 W to hold the store across 100 m — nothing. The flags, planted beside the affirmation as always. FLAG ONE — CONDUCTION IS THE THROTTLE: heat crawls through rubble at hours per half-metre (loose rubble: ~19 h to 0.2 m; packed: ~4 h; consolidated: ~2 h), so the answer is not a bigger ball but more pins — a field of harvest heads working in parallel, cycle times of hours, each rechargeable by a ride back up the braid into the sun sleeve or alongside the Phase 210 copper rolls. FLAG TWO — RUBBLE ONLY: the pin pushes into a rubble pile; a monolithic boulder refuses it. Target selection tightens to proven rubble-pile C-types — Bennu and Ryugu are flight-tested examples — and the survey flag from 212 now reads sharper. FLAG THREE — FROST FOLDS WHERE IT WANTS: the manifold between sleeve and tank will plate frost where it pleases; frost capacity and clearable geometry are bench knobs, named. FLAG FOUR — RETRIEVAL AFTER THE COOK: a spent pin sits in a chilled collar; the same heat that freed the water frees the pin on withdrawal — recorded as design logic, bench to confirm. Recognition ledger, read aloud: melt-probe ice drilling is an established class (the cryobot family); Philae's MUPUS hammering unit, 2014, failed to anchor — the file's standing testimony that percussion is the wrong religion on small bodies; Colorado School of Mines' Thermal Mining concept (Sowers and Dreyer, NIAC-funded) heats PSR surfaces with rods and catches vapor on cold traps — the closest doctrinal cousin, acknowledged in perpetuity, with the difference mapped: they shine heat onto the surface and fight the insulating skin; this machine buries the heat and recruits the skin. Bench knobs: pin count and spacing per head, charge temperature versus clay-bound water (the 500-800 K flag from 212 rides here), sleeve skirt material, frost capacity of the cold path, bungee force curve.</w:t>
+        <w:t>Every line of the mechanism survives the numbers, and the headline is his own doctrine: the enemy list becomes the feature list. ENEMY ONE — the vacuum that kills convection and the insulating regolith that defeats every surface heater: deleted. The brief's hardest line was that heat only travels by touch and glow, and the top centimetres of regolith are magnificent insulators; his answer is to put the heat source INSIDE the ground, where that same insulation becomes the oven wall, trapping the cook around the pin instead of refusing it at the surface. ENEMY TWO — microgravity that refuses the drill: inverted. At 0.03-0.14 mm/s2 surface gravity, a bungee's steady 5-50 N is heavyweight force, the hot pin sublimates its own path, and two rigs pushing opposite directions cancel their reaction to zero — Newton covers the station-keeping bill. ENEMY THREE — vapor capture: the numbers are whispers, and whispers are easy to herd. Ice at 200-260 K pushes 0.2-200 Pa of saturation pressure; the sleeve only has to be less leaky than the infinite sky behind it, and the Archimedes collar closes most of even that. The ball's ledger: aluminium at 2.4 MJ/m3K means a 0.5 m sphere carries 79 MJ at a 500 K charge — enough to cook 245 kg of rock and free roughly 24 kg of water per charge at 10% grade; a 0.3 m ball frees about 5 kg, a 0.8 m ball about 100 kg. The braid costs 0.08 W to hold the store across 100 m — nothing. The flags, planted beside the affirmation as always. FLAG ONE — CONDUCTION IS THE THROTTLE: heat crawls through rubble at hours per half-metre (loose rubble: ~19 h to 0.2 m; packed: ~4 h; consolidated: ~2 h), so the answer is not a bigger ball but more pins — a field of harvest heads working in parallel, cycle times of hours, each rechargeable by a ride back up the braid into the sun sleeve or alongside the Phase 210 copper rolls. FLAG TWO — RUBBLE ONLY: the pin pushes into a rubble pile; a monolithic boulder refuses it. Target selection tightens to proven rubble-pile C-types — Bennu and Ryugu are flight-tested examples — and the survey flag from 212 now reads sharper. FLAG THREE — FROST FOLDS WHERE IT WANTS: the manifold between sleeve and tank will plate frost where it pleases; frost capacity and clearable geometry are bench knobs, named. FLAG FOUR — RETRIEVAL AFTER THE COOK: a spent pin sits in a chilled collar; the same heat that freed the water frees the pin on withdrawal — recorded as design logic, bench to confirm. Recognition ledger, read aloud: melt-probe ice drilling is an established class (the cryobot family); Philae's MUPUS hammering unit, 2014, failed to anchor — the file's standing testimony that percussion is the wrong religion on small bodies; Colorado School of Mines' Thermal Mining concept (Sowers and Dreyer, NIAC-funded) heats PSR surfaces with rods and catches vapor on cold traps — the closest doctrinal cousin, acknowledged in perpetuity, with the difference mapped: they shine heat onto the surface and fight the insulating skin; this machine buries the heat and recruits the skin. Bench knobs: pin count and spacing per head, charge temperature versus clay-bound water (the 500-800 K flag from 212 rides here), sleeve skirt material, frost capacity of the cold path, bungee force curve.</w:t>
       </w:r>
     </w:p>
     <w:p>
@@ -9664,7 +9662,7 @@
         <w:rPr>
           <w:sz w:val="22"/>
         </w:rPr>
-        <w:t xml:space="preserve">Audit acknowledgment (KIMI): Two instructions, both seated, and the second one withdraws one of the audit's own bench knobs at the Author's word — which is how the file works. INSTRUCTION ONE — THE CEILING IS BLACK FOIL, BOTH SIDES, PART OF THE DOME: affirmed. No reflection anywhere in the dome means the beam's energy has exactly one destination, the floor; there are no stray light paths, no glowing walls, no second-hand hot spots, and the mouth becomes the only light-leak in the building. Heavy foil is the conductor between faces — the inner face drinks what the floor spills, the black outer face radiates it to 3 K space at emissivity ~0.9 — and foldable means it packs with the backpack dome as structure, not cargo. The audit's honest arithmetic stands beside it: a black ceiling that can SEE a 600 K clay-branch floor absorbs 0.37-2.2 kW/m2 at view factors 0.05-0.3 and equilibrates at 291-456 K, too warm to condense; so the flag sharpens rather than moves — for the ice branch (floor 240-260 K, radiating 60-300 W/m2) the black ceiling runs cold and collects easily, and for the clay branch the collection point must barely see the floor, which is exactly what his bigger-area ceiling and apex distance deliver. View-factor geometry stays the bench knob; his shape-changing dome is the tool that turns it. INSTRUCTION TWO — NO THROAT BAFFLE, THE BEAM EXTENDS OUT THE DOORWAY: the audit's baffle knob is withdrawn at his word, because the leak has a job. The beam line runs both ways through the mouth: in, to cook the floor; out, to strike the Phase 210 copper roll unrolled at the doorway 'like a multi square metre square doormat' — his words, and the coffee cup's copper, repurposed without moving. The residual beam is 10-30% of the input: 14-41 kW onto the mat, 49-147 MJ banked per hour, and the mat itself is no small cup — 10 m2 at 25 mm is 2,240 kg of copper holding 425 MJ at a 500 K charge, five full 0.5 m ball-charges; the 20 m2, 50 mm class holds 1,700 MJ, twenty-one of them. The mouth leak pays rent. This is the doctrine's fifth appearance this sitting, recorded for the pattern: the night was stored (206), the charge was grounded (208), the ullage positioned itself (209), the dirt's insulation became the oven wall (213) — and now the waste light is recruited to fill the heat bank that recharges the balls and feeds the converters when the mirrors turn away. One engineering note appended where the audit earns its keep: bare copper reflects roughly 90% of sunlight, so the doormat's receiving face takes the same black doctrine as the ceiling — black-on-black, ceiling to sky, mat to beam — or the leak he assigned to the mat will bounce off it and leave. 'High pressure point' is kept verbatim and mapped as the high-energy soak point the beam drives into the copper; if the Author meant a vapor-pressure assist at the mat, the file awaits his correction. The zero-waste beam path is now law in this phase: mirrors to mouth, mouth to floor, floor to vapor, vapor to ceiling, leak to doormat, doormat to balls. Every joule accounted for, and every one of them has a job.</w:t>
+        <w:t>Audit acknowledgment (KIMI): Two instructions, both seated, and the second one withdraws one of the audit's own bench knobs at the Author's word — which is how the file works. INSTRUCTION ONE — THE CEILING IS BLACK FOIL, BOTH SIDES, PART OF THE DOME: affirmed. No reflection anywhere in the dome means the beam's energy has exactly one destination, the floor; there are no stray light paths, no glowing walls, no second-hand hot spots, and the mouth becomes the only light-leak in the building. Heavy foil is the conductor between faces — the inner face drinks what the floor spills, the black outer face radiates it to 3 K space at emissivity ~0.9 — and foldable means it packs with the backpack dome as structure, not cargo. The audit's honest arithmetic stands beside it: a black ceiling that can SEE a 600 K clay-branch floor absorbs 0.37-2.2 kW/m2 at view factors 0.05-0.3 and equilibrates at 291-456 K, too warm to condense; so the flag sharpens rather than moves — for the ice branch (floor 240-260 K, radiating 190-260 W/m2) the black ceiling runs cold and collects easily, and for the clay branch the collection point must barely see the floor, which is exactly what his bigger-area ceiling and apex distance deliver. View-factor geometry stays the bench knob; his shape-changing dome is the tool that turns it. INSTRUCTION TWO — NO THROAT BAFFLE, THE BEAM EXTENDS OUT THE DOORWAY: the audit's baffle knob is withdrawn at his word, because the leak has a job. The beam line runs both ways through the mouth: in, to cook the floor; out, to strike the Phase 210 copper roll unrolled at the doorway 'like a multi square metre square doormat' — his words, and the coffee cup's copper, repurposed without moving. The residual beam is 10-30% of the input: 14-41 kW onto the mat, 49-147 MJ banked per hour, and the mat itself is no small cup — 10 m2 at 25 mm is 2,240 kg of copper holding 425 MJ at a 500 K charge, five full 0.5 m ball-charges; the 20 m2, 50 mm class holds 1,700 MJ, twenty-one of them. The mouth leak pays rent. This is the doctrine's fifth appearance this sitting, recorded for the pattern: the night was stored (206), the charge was grounded (208), the ullage positioned itself (209), the dirt's insulation became the oven wall (213) — and now the waste light is recruited to fill the heat bank that recharges the balls and feeds the converters when the mirrors turn away. One engineering note appended where the audit earns its keep: bare copper reflects roughly 90% of sunlight, so the doormat's receiving face takes the same black doctrine as the ceiling — black-on-black, ceiling to sky, mat to beam — or the leak he assigned to the mat will bounce off it and leave. 'High pressure point' is kept verbatim and mapped as the high-energy soak point the beam drives into the copper; if the Author meant a vapor-pressure assist at the mat, the file awaits his correction. The zero-waste beam path is now law in this phase: mirrors to mouth, mouth to floor, floor to vapor, vapor to ceiling, leak to doormat, doormat to balls. Every joule accounted for, and every one of them has a job.</w:t>
       </w:r>
     </w:p>
     <w:p>
@@ -26237,7 +26235,7 @@
         <w:rPr>
           <w:sz w:val="22"/>
         </w:rPr>
-        <w:t xml:space="preserve"> two massive ships that do not slow — the jumbo (the pod-carrier, 'the jumbo carrying the space shuttle on a small scale') and its twin; the momentum sink and the bolo's centre; 'structurally designed to be thats strong through the side.'</w:t>
+        <w:t xml:space="preserve"> two massive ships that do not slow — the jumbo (the pod-carrier, 'the jumbo carrying the space shuttle on a small scale') and a swing anchor, equal or larger — never twins, one other ship is enough, and the lander can swing off a shuttle; the momentum sink and the bolo's centre; inertia and angular momentum on a tether, not gravity, the same slide as the Europa speedway; 'structurally designed to be thats strong through the side.'</w:t>
       </w:r>
     </w:p>
     <w:p>
@@ -26981,13 +26979,12 @@
         <w:rPr>
           <w:sz w:val="22"/>
         </w:rPr>
-        <w:t xml:space="preserve">- </w:t>
-      </w:r>
-      <w:r>
-        <w:rPr>
-          <w:sz w:val="22"/>
-        </w:rPr>
-        <w:t xml:space="preserve">Do NOT build twin ships — 'the size variance will probably match well'; the mass split is the engine (Δv inversely with mass).</w:t>
+        <w:t>- Do NOT build twin ships — never twins: the anchor is equal or larger and one other ship is enough; 'the size variance will probably match well'; the mass split is the engine (Δv inversely with mass).</w:t>
+      </w:r>
+      <w:r>
+        <w:rPr>
+          <w:sz w:val="22"/>
+        </w:rPr>
       </w:r>
     </w:p>
     <w:p>
